--- a/companies/ashcombe-advisory/Engagements/Barrera Group/Meeting Minutes 2017-04-14 - Barrera Group.docx
+++ b/companies/ashcombe-advisory/Engagements/Barrera Group/Meeting Minutes 2017-04-14 - Barrera Group.docx
@@ -7,7 +7,12 @@
         <w:pStyle w:val="Heading1"/>
       </w:pPr>
       <w:r>
-        <w:t>Meeting Minutes: Corporate Positioning for Barrera Group</w:t>
+        <w:t>Barrera Group Corporate Positioning: Working Session Minutes</w:t>
+      </w:r>
+    </w:p>
+    <w:p>
+      <w:r>
+        <w:t>Working session to review the first draft of the positioning statement and to agree how media preparation will proceed. Julie Hill chaired the session and kept these minutes.</w:t>
       </w:r>
     </w:p>
     <w:p>
@@ -15,7 +20,7 @@
         <w:pStyle w:val="Heading2"/>
       </w:pPr>
       <w:r>
-        <w:t>Attendees</w:t>
+        <w:t>Present</w:t>
       </w:r>
     </w:p>
     <w:p>
@@ -23,7 +28,7 @@
         <w:pStyle w:val="ListBullet"/>
       </w:pPr>
       <w:r>
-        <w:t>Daniel Valenzuela, Advisor</w:t>
+        <w:t>Julie Hill, Managing Partner, Ashcombe Advisory Partners</w:t>
       </w:r>
     </w:p>
     <w:p>
@@ -31,7 +36,15 @@
         <w:pStyle w:val="ListBullet"/>
       </w:pPr>
       <w:r>
-        <w:t>Michelle Rose, Communications Associate</w:t>
+        <w:t>Daniel Valenzuela, Advisor, Ashcombe Advisory Partners</w:t>
+      </w:r>
+    </w:p>
+    <w:p>
+      <w:pPr>
+        <w:pStyle w:val="ListBullet"/>
+      </w:pPr>
+      <w:r>
+        <w:t>Michelle Rose, Communications Associate, Ashcombe Advisory Partners</w:t>
       </w:r>
     </w:p>
     <w:p>
@@ -47,37 +60,17 @@
         <w:pStyle w:val="Heading2"/>
       </w:pPr>
       <w:r>
-        <w:t>Discussion</w:t>
+        <w:t>The draft statement</w:t>
       </w:r>
     </w:p>
     <w:p>
       <w:r>
-        <w:t>The group met to review the positioning work at the midpoint of the engagement. Daniel Valenzuela walked through the core positioning statement, now settled, and the messaging map beneath it. Mary Frank confirmed the disciplined-growth framing matches how leadership at Barrera Group wants the company described. The board's response to the earlier draft was positive.</w:t>
+        <w:t>Daniel Valenzuela took us through the first draft, which leads with the company's operating record and closes with a sentence on where the company is headed, as agreed after the briefing deck review. Mary Frank reported that the leadership team's comments were broadly supportive.</w:t>
       </w:r>
     </w:p>
     <w:p>
       <w:r>
-        <w:t>Michelle Rose took the map claim by claim. Most proof points are confirmed against a source the company can produce on request. Two customer-outcome claims still lean on anecdote rather than a number, and the group agreed to soften both until the data is in hand. One figure on the operations side had been open; Mary Frank supplied it during the session, which closed the last gap in the growth-and-margin claim. The group agreed the map is complete for this phase. Attention now shifts to sequencing: aligning the executive narrative and ordering the announcement calendar behind the new frame.</w:t>
-      </w:r>
-    </w:p>
-    <w:p>
-      <w:r>
-        <w:t>On the executive narrative, the group reviewed how leadership would carry the statement in remarks and interviews. Daniel Valenzuela noted that the language works only if it is used the same way at every level, and proposed a short internal rollout note before anything external moves. Michelle Rose agreed to draft it. Mary Frank asked that the note be plain enough for staff to pick up without a briefing.</w:t>
-      </w:r>
-    </w:p>
-    <w:p>
-      <w:r>
-        <w:t>Daniel Valenzuela flagged one risk. With the statement settled, there is a pull to start using the new language externally before leadership has absorbed it. The group agreed no external message goes out until leadership signs off on the internal wording. Mary Frank asked that internal and external language stay in step as her team begins using the new terms day to day.</w:t>
-      </w:r>
-    </w:p>
-    <w:p>
-      <w:r>
-        <w:t>On the announcement calendar, the group sketched the order of the coming releases so each one builds on the last rather than competing with it. No dates were fixed; Daniel Valenzuela will bring a first cut of the sequence to the next session for the group to react to. Mary Frank noted two fixed points on the company's side that the calendar has to work around, and will send those so the draft sequence accounts for them.</w:t>
-      </w:r>
-    </w:p>
-    <w:p>
-      <w:r>
-        <w:t>On cadence, the group will keep the weekly status thread running and reconvene once the rollout note is reviewed. Mary Frank asked that interim decisions be confirmed in writing so the operations team is never guessing at the current version. Michelle Rose will hold the master copy of the map and date each change.</w:t>
+        <w:t>The leadership team's main reservation concerned the second supporting point, which in their view claims somewhat more than the company can document at present. We agreed that the point should be narrowed to what existing records can support, and Daniel will propose two alternative wordings for the leadership team to choose between.</w:t>
       </w:r>
     </w:p>
     <w:p>
@@ -85,7 +78,61 @@
         <w:pStyle w:val="Heading2"/>
       </w:pPr>
       <w:r>
-        <w:t>Action Items</w:t>
+        <w:t>Evidence behind the claims</w:t>
+      </w:r>
+    </w:p>
+    <w:p>
+      <w:r>
+        <w:t>Most of the session was given to the evidence for each claim in the draft. Mary Frank will confirm which operating figures the company is prepared to cite publicly; until she does, the draft will use descriptive language and carry no figures.</w:t>
+      </w:r>
+    </w:p>
+    <w:p>
+      <w:r>
+        <w:t>Julie Hill asked that any figure eventually used be checked against what the company has said in its most recent investor materials. A figure that differs from an earlier public statement would invite questions we would then have to answer separately, and we would prefer to settle that before the draft travels.</w:t>
+      </w:r>
+    </w:p>
+    <w:p>
+      <w:pPr>
+        <w:pStyle w:val="Heading2"/>
+      </w:pPr>
+      <w:r>
+        <w:t>Media preparation</w:t>
+      </w:r>
+    </w:p>
+    <w:p>
+      <w:r>
+        <w:t>Michelle Rose presented a working media list of reporters who have covered the company or its sector, with notes on how each prefers to be approached. We agreed that no outreach will begin until the statement is final, and that the first conversations will be background briefings rather than announcements.</w:t>
+      </w:r>
+    </w:p>
+    <w:p>
+      <w:r>
+        <w:t>Mary Frank asked that her team see the list before anyone is contacted. Michelle will send it to her for review, and we will not add names to it without her agreement.</w:t>
+      </w:r>
+    </w:p>
+    <w:p>
+      <w:pPr>
+        <w:pStyle w:val="Heading2"/>
+      </w:pPr>
+      <w:r>
+        <w:t>Order of audiences</w:t>
+      </w:r>
+    </w:p>
+    <w:p>
+      <w:r>
+        <w:t>We also discussed who should see the statement first. Our shared view is that the company's own staff should hear the new language before it appears in anything external, so that no one inside reads about it first in a press release.</w:t>
+      </w:r>
+    </w:p>
+    <w:p>
+      <w:r>
+        <w:t>Mary Frank will advise how internal announcements are normally handled at the company, and we will fit the rollout to that route rather than propose a new one.</w:t>
+      </w:r>
+    </w:p>
+    <w:p>
+      <w:pPr>
+        <w:pStyle w:val="Heading2"/>
+      </w:pPr>
+      <w:r>
+        <w:t>Actions</w:t>
       </w:r>
     </w:p>
     <w:tbl>
@@ -95,27 +142,26 @@
         <w:tblLook w:firstColumn="1" w:firstRow="1" w:lastColumn="0" w:lastRow="0" w:noHBand="0" w:noVBand="1" w:val="04A0"/>
       </w:tblPr>
       <w:tblGrid>
-        <w:gridCol w:w="2880"/>
-        <w:gridCol w:w="2880"/>
-        <w:gridCol w:w="2880"/>
+        <w:gridCol w:w="4320"/>
+        <w:gridCol w:w="4320"/>
       </w:tblGrid>
       <w:tr>
         <w:tc>
           <w:tcPr>
-            <w:tcW w:type="dxa" w:w="2880"/>
+            <w:tcW w:type="dxa" w:w="4320"/>
           </w:tcPr>
           <w:p>
             <w:r>
               <w:rPr>
                 <w:b/>
               </w:rPr>
-              <w:t>Item</w:t>
+              <w:t>Action</w:t>
             </w:r>
           </w:p>
         </w:tc>
         <w:tc>
           <w:tcPr>
-            <w:tcW w:type="dxa" w:w="2880"/>
+            <w:tcW w:type="dxa" w:w="4320"/>
           </w:tcPr>
           <w:p>
             <w:r>
@@ -126,16 +172,25 @@
             </w:r>
           </w:p>
         </w:tc>
+      </w:tr>
+      <w:tr>
         <w:tc>
           <w:tcPr>
-            <w:tcW w:type="dxa" w:w="2880"/>
+            <w:tcW w:type="dxa" w:w="4320"/>
           </w:tcPr>
           <w:p>
             <w:r>
-              <w:rPr>
-                <w:b/>
-              </w:rPr>
-              <w:t>Target</w:t>
+              <w:t>Propose two narrower wordings for the second supporting point</w:t>
+            </w:r>
+          </w:p>
+        </w:tc>
+        <w:tc>
+          <w:tcPr>
+            <w:tcW w:type="dxa" w:w="4320"/>
+          </w:tcPr>
+          <w:p>
+            <w:r>
+              <w:t>Daniel Valenzuela</w:t>
             </w:r>
           </w:p>
         </w:tc>
@@ -143,17 +198,61 @@
       <w:tr>
         <w:tc>
           <w:tcPr>
-            <w:tcW w:type="dxa" w:w="2880"/>
+            <w:tcW w:type="dxa" w:w="4320"/>
           </w:tcPr>
           <w:p>
             <w:r>
-              <w:t>Circulate the clean messaging map to the working group</w:t>
+              <w:t>Confirm which operating figures may be cited publicly</w:t>
             </w:r>
           </w:p>
         </w:tc>
         <w:tc>
           <w:tcPr>
-            <w:tcW w:type="dxa" w:w="2880"/>
+            <w:tcW w:type="dxa" w:w="4320"/>
+          </w:tcPr>
+          <w:p>
+            <w:r>
+              <w:t>Mary Frank</w:t>
+            </w:r>
+          </w:p>
+        </w:tc>
+      </w:tr>
+      <w:tr>
+        <w:tc>
+          <w:tcPr>
+            <w:tcW w:type="dxa" w:w="4320"/>
+          </w:tcPr>
+          <w:p>
+            <w:r>
+              <w:t>Check the draft against current investor materials once figures are confirmed</w:t>
+            </w:r>
+          </w:p>
+        </w:tc>
+        <w:tc>
+          <w:tcPr>
+            <w:tcW w:type="dxa" w:w="4320"/>
+          </w:tcPr>
+          <w:p>
+            <w:r>
+              <w:t>Daniel Valenzuela</w:t>
+            </w:r>
+          </w:p>
+        </w:tc>
+      </w:tr>
+      <w:tr>
+        <w:tc>
+          <w:tcPr>
+            <w:tcW w:type="dxa" w:w="4320"/>
+          </w:tcPr>
+          <w:p>
+            <w:r>
+              <w:t>Send the working media list to the Barrera Group team for review</w:t>
+            </w:r>
+          </w:p>
+        </w:tc>
+        <w:tc>
+          <w:tcPr>
+            <w:tcW w:type="dxa" w:w="4320"/>
           </w:tcPr>
           <w:p>
             <w:r>
@@ -161,13 +260,25 @@
             </w:r>
           </w:p>
         </w:tc>
+      </w:tr>
+      <w:tr>
         <w:tc>
           <w:tcPr>
-            <w:tcW w:type="dxa" w:w="2880"/>
+            <w:tcW w:type="dxa" w:w="4320"/>
           </w:tcPr>
           <w:p>
             <w:r>
-              <w:t>This week</w:t>
+              <w:t>Advise on the usual route for internal announcements</w:t>
+            </w:r>
+          </w:p>
+        </w:tc>
+        <w:tc>
+          <w:tcPr>
+            <w:tcW w:type="dxa" w:w="4320"/>
+          </w:tcPr>
+          <w:p>
+            <w:r>
+              <w:t>Mary Frank</w:t>
             </w:r>
           </w:p>
         </w:tc>
@@ -175,127 +286,21 @@
       <w:tr>
         <w:tc>
           <w:tcPr>
-            <w:tcW w:type="dxa" w:w="2880"/>
+            <w:tcW w:type="dxa" w:w="4320"/>
           </w:tcPr>
           <w:p>
             <w:r>
-              <w:t>Draft the internal rollout note for leadership review</w:t>
+              <w:t>Review the revised draft before it goes to the leadership team</w:t>
             </w:r>
           </w:p>
         </w:tc>
         <w:tc>
           <w:tcPr>
-            <w:tcW w:type="dxa" w:w="2880"/>
+            <w:tcW w:type="dxa" w:w="4320"/>
           </w:tcPr>
           <w:p>
             <w:r>
-              <w:t>Michelle Rose</w:t>
-            </w:r>
-          </w:p>
-        </w:tc>
-        <w:tc>
-          <w:tcPr>
-            <w:tcW w:type="dxa" w:w="2880"/>
-          </w:tcPr>
-          <w:p>
-            <w:r>
-              <w:t>Next week</w:t>
-            </w:r>
-          </w:p>
-        </w:tc>
-      </w:tr>
-      <w:tr>
-        <w:tc>
-          <w:tcPr>
-            <w:tcW w:type="dxa" w:w="2880"/>
-          </w:tcPr>
-          <w:p>
-            <w:r>
-              <w:t>Confirm leadership sign-off on the internal language</w:t>
-            </w:r>
-          </w:p>
-        </w:tc>
-        <w:tc>
-          <w:tcPr>
-            <w:tcW w:type="dxa" w:w="2880"/>
-          </w:tcPr>
-          <w:p>
-            <w:r>
-              <w:t>Mary Frank</w:t>
-            </w:r>
-          </w:p>
-        </w:tc>
-        <w:tc>
-          <w:tcPr>
-            <w:tcW w:type="dxa" w:w="2880"/>
-          </w:tcPr>
-          <w:p>
-            <w:r>
-              <w:t>Before external work begins</w:t>
-            </w:r>
-          </w:p>
-        </w:tc>
-      </w:tr>
-      <w:tr>
-        <w:tc>
-          <w:tcPr>
-            <w:tcW w:type="dxa" w:w="2880"/>
-          </w:tcPr>
-          <w:p>
-            <w:r>
-              <w:t>Sequence the announcement calendar against the new frame</w:t>
-            </w:r>
-          </w:p>
-        </w:tc>
-        <w:tc>
-          <w:tcPr>
-            <w:tcW w:type="dxa" w:w="2880"/>
-          </w:tcPr>
-          <w:p>
-            <w:r>
-              <w:t>Daniel Valenzuela</w:t>
-            </w:r>
-          </w:p>
-        </w:tc>
-        <w:tc>
-          <w:tcPr>
-            <w:tcW w:type="dxa" w:w="2880"/>
-          </w:tcPr>
-          <w:p>
-            <w:r>
-              <w:t>Next session</w:t>
-            </w:r>
-          </w:p>
-        </w:tc>
-      </w:tr>
-      <w:tr>
-        <w:tc>
-          <w:tcPr>
-            <w:tcW w:type="dxa" w:w="2880"/>
-          </w:tcPr>
-          <w:p>
-            <w:r>
-              <w:t>Reconfirm remaining proof points with the operations team</w:t>
-            </w:r>
-          </w:p>
-        </w:tc>
-        <w:tc>
-          <w:tcPr>
-            <w:tcW w:type="dxa" w:w="2880"/>
-          </w:tcPr>
-          <w:p>
-            <w:r>
-              <w:t>Mary Frank</w:t>
-            </w:r>
-          </w:p>
-        </w:tc>
-        <w:tc>
-          <w:tcPr>
-            <w:tcW w:type="dxa" w:w="2880"/>
-          </w:tcPr>
-          <w:p>
-            <w:r>
-              <w:t>Ongoing</w:t>
+              <w:t>Julie Hill</w:t>
             </w:r>
           </w:p>
         </w:tc>
@@ -303,7 +308,7 @@
     </w:tbl>
     <w:p>
       <w:r>
-        <w:t>Minutes prepared by Michelle Rose. The next working session will be scheduled once the rollout note has been reviewed.</w:t>
+        <w:t>Our next step is the revised draft, which Daniel will send to Mary once the figures are confirmed; we will set the next session from there.</w:t>
       </w:r>
     </w:p>
     <w:sectPr>
